--- a/backend/projectback/appback/template/appback/template.docx
+++ b/backend/projectback/appback/template/appback/template.docx
@@ -5,23 +5,30 @@
     <w:p>
       <w:pPr>
         <w:rPr>
-          <w:lang w:val="en-US"/>
-        </w:rPr>
-      </w:pPr>
-      <w:r>
-        <w:rPr>
+          <w:b w:val="0"/>
+          <w:bCs/>
+          <w:lang w:val="en-US"/>
+        </w:rPr>
+      </w:pPr>
+      <w:r>
+        <w:rPr>
+          <w:b w:val="0"/>
+          <w:bCs/>
           <w:lang w:val="en-US"/>
         </w:rPr>
         <w:t>{{</w:t>
       </w:r>
       <w:r>
         <w:rPr>
-          <w:lang w:val="en-US"/>
-        </w:rPr>
-        <w:t>unuvers</w:t>
-      </w:r>
-      <w:r>
-        <w:rPr>
+          <w:b w:val="0"/>
+          <w:bCs/>
+        </w:rPr>
+        <w:t>university</w:t>
+      </w:r>
+      <w:r>
+        <w:rPr>
+          <w:b w:val="0"/>
+          <w:bCs/>
           <w:lang w:val="en-US"/>
         </w:rPr>
         <w:t>}}</w:t>
@@ -46,9 +53,9 @@
       <w:r>
         <w:rPr>
           <w:b w:val="0"/>
-          <w:lang w:val="en-US"/>
-        </w:rPr>
-        <w:t>institut</w:t>
+          <w:bCs/>
+        </w:rPr>
+        <w:t>faculty</w:t>
       </w:r>
       <w:r>
         <w:rPr>
@@ -76,9 +83,9 @@
       <w:r>
         <w:rPr>
           <w:b w:val="0"/>
-          <w:lang w:val="en-US"/>
-        </w:rPr>
-        <w:t>cafedra</w:t>
+          <w:bCs/>
+        </w:rPr>
+        <w:t>department</w:t>
       </w:r>
       <w:r>
         <w:rPr>
@@ -109,7 +116,23 @@
           <w:noProof/>
           <w:lang w:val="en-US" w:eastAsia="uk-UA"/>
         </w:rPr>
+        <w:t>{</w:t>
+      </w:r>
+      <w:r>
+        <w:rPr>
+          <w:b w:val="0"/>
+          <w:bCs/>
+          <w:noProof/>
+          <w:lang w:val="en-US" w:eastAsia="uk-UA"/>
+        </w:rPr>
         <w:t>logo</w:t>
+      </w:r>
+      <w:r>
+        <w:rPr>
+          <w:noProof/>
+          <w:lang w:val="en-US" w:eastAsia="uk-UA"/>
+        </w:rPr>
+        <w:t>}</w:t>
       </w:r>
       <w:r>
         <w:rPr>
@@ -123,23 +146,46 @@
     <w:p>
       <w:pPr>
         <w:rPr>
-          <w:lang w:val="en-US"/>
-        </w:rPr>
-      </w:pPr>
-      <w:r>
-        <w:rPr>
+          <w:b w:val="0"/>
+          <w:bCs/>
+          <w:lang w:val="en-US"/>
+        </w:rPr>
+      </w:pPr>
+      <w:r>
+        <w:rPr>
+          <w:b w:val="0"/>
+          <w:bCs/>
           <w:lang w:val="en-US"/>
         </w:rPr>
         <w:t>{</w:t>
       </w:r>
       <w:r>
         <w:rPr>
-          <w:lang w:val="en-US"/>
-        </w:rPr>
-        <w:t>type_robota</w:t>
-      </w:r>
-      <w:r>
-        <w:rPr>
+          <w:b w:val="0"/>
+          <w:bCs/>
+          <w:lang w:val="en-US"/>
+        </w:rPr>
+        <w:t>{</w:t>
+      </w:r>
+      <w:r>
+        <w:rPr>
+          <w:b w:val="0"/>
+          <w:bCs/>
+        </w:rPr>
+        <w:t>work_type</w:t>
+      </w:r>
+      <w:r>
+        <w:rPr>
+          <w:b w:val="0"/>
+          <w:bCs/>
+          <w:lang w:val="en-US"/>
+        </w:rPr>
+        <w:t>}</w:t>
+      </w:r>
+      <w:r>
+        <w:rPr>
+          <w:b w:val="0"/>
+          <w:bCs/>
           <w:lang w:val="en-US"/>
         </w:rPr>
         <w:t>}</w:t>
@@ -169,14 +215,28 @@
           <w:b w:val="0"/>
           <w:lang w:val="en-US"/>
         </w:rPr>
-        <w:t>name_dus</w:t>
-      </w:r>
-      <w:r>
-        <w:rPr>
-          <w:b w:val="0"/>
-          <w:lang w:val="en-US"/>
-        </w:rPr>
-        <w:t>p}</w:t>
+        <w:t>{</w:t>
+      </w:r>
+      <w:r>
+        <w:rPr>
+          <w:b w:val="0"/>
+          <w:bCs/>
+        </w:rPr>
+        <w:t>discipline</w:t>
+      </w:r>
+      <w:r>
+        <w:rPr>
+          <w:b w:val="0"/>
+          <w:lang w:val="en-US"/>
+        </w:rPr>
+        <w:t>}</w:t>
+      </w:r>
+      <w:r>
+        <w:rPr>
+          <w:b w:val="0"/>
+          <w:lang w:val="en-US"/>
+        </w:rPr>
+        <w:t>}</w:t>
       </w:r>
       <w:r>
         <w:rPr>
@@ -210,6 +270,13 @@
           <w:b w:val="0"/>
           <w:lang w:val="en-US"/>
         </w:rPr>
+        <w:t>{</w:t>
+      </w:r>
+      <w:r>
+        <w:rPr>
+          <w:b w:val="0"/>
+          <w:bCs/>
+        </w:rPr>
         <w:t>topic</w:t>
       </w:r>
       <w:r>
@@ -224,6 +291,13 @@
           <w:b w:val="0"/>
           <w:lang w:val="en-US"/>
         </w:rPr>
+        <w:t>}</w:t>
+      </w:r>
+      <w:r>
+        <w:rPr>
+          <w:b w:val="0"/>
+          <w:lang w:val="en-US"/>
+        </w:rPr>
         <w:br/>
       </w:r>
       <w:r>
@@ -238,14 +312,35 @@
           <w:b w:val="0"/>
           <w:lang w:val="en-US"/>
         </w:rPr>
-        <w:t xml:space="preserve"> {</w:t>
-      </w:r>
-      <w:r>
-        <w:rPr>
-          <w:b w:val="0"/>
-          <w:lang w:val="en-US"/>
-        </w:rPr>
-        <w:t>var_numb</w:t>
+        <w:t xml:space="preserve"> </w:t>
+      </w:r>
+      <w:r>
+        <w:rPr>
+          <w:b w:val="0"/>
+          <w:lang w:val="en-US"/>
+        </w:rPr>
+        <w:t>{</w:t>
+      </w:r>
+      <w:r>
+        <w:rPr>
+          <w:b w:val="0"/>
+          <w:lang w:val="en-US"/>
+        </w:rPr>
+        <w:t>{</w:t>
+      </w:r>
+      <w:r>
+        <w:rPr>
+          <w:b w:val="0"/>
+          <w:bCs/>
+        </w:rPr>
+        <w:t>variant</w:t>
+      </w:r>
+      <w:r>
+        <w:rPr>
+          <w:b w:val="0"/>
+          <w:lang w:val="en-US"/>
+        </w:rPr>
+        <w:t>}</w:t>
       </w:r>
       <w:r>
         <w:rPr>
@@ -300,7 +395,7 @@
         <w:rPr>
           <w:rFonts w:eastAsia="Calibri"/>
           <w:b w:val="0"/>
-          <w:lang w:val="uk-UA"/>
+          <w:lang w:val="en-US"/>
         </w:rPr>
       </w:pPr>
       <w:r>
@@ -324,15 +419,38 @@
           <w:b w:val="0"/>
           <w:lang w:val="en-US"/>
         </w:rPr>
+        <w:t>{{</w:t>
+      </w:r>
+      <w:r>
+        <w:rPr>
+          <w:rFonts w:eastAsia="Calibri"/>
+          <w:b w:val="0"/>
+          <w:bCs/>
+        </w:rPr>
+        <w:t>student_group</w:t>
+      </w:r>
+      <w:r>
+        <w:rPr>
+          <w:rFonts w:eastAsia="Calibri"/>
+          <w:lang w:val="en-US"/>
+        </w:rPr>
+        <w:t>}}{</w:t>
+      </w:r>
+      <w:r>
+        <w:rPr>
+          <w:rFonts w:eastAsia="Calibri"/>
+          <w:b w:val="0"/>
+          <w:lang w:val="en-US"/>
+        </w:rPr>
         <w:t>{</w:t>
       </w:r>
       <w:r>
         <w:rPr>
           <w:rFonts w:eastAsia="Calibri"/>
           <w:b w:val="0"/>
-          <w:lang w:val="en-US"/>
-        </w:rPr>
-        <w:t>student_name_andgroup</w:t>
+          <w:bCs/>
+        </w:rPr>
+        <w:t>student_full_name</w:t>
       </w:r>
       <w:r>
         <w:rPr>
@@ -349,6 +467,14 @@
           <w:lang w:val="uk-UA"/>
         </w:rPr>
         <w:t xml:space="preserve"> </w:t>
+      </w:r>
+      <w:r>
+        <w:rPr>
+          <w:rFonts w:eastAsia="Calibri"/>
+          <w:b w:val="0"/>
+          <w:lang w:val="en-US"/>
+        </w:rPr>
+        <w:t>{</w:t>
       </w:r>
     </w:p>
     <w:p>
@@ -411,7 +537,7 @@
           <w:szCs w:val="22"/>
           <w:lang w:val="en-US"/>
         </w:rPr>
-        <w:t>{</w:t>
+        <w:t>{{</w:t>
       </w:r>
       <w:r>
         <w:rPr>
@@ -421,9 +547,78 @@
           <w:color w:val="000000"/>
           <w:sz w:val="24"/>
           <w:szCs w:val="22"/>
-          <w:lang w:val="en-US"/>
-        </w:rPr>
-        <w:t>tea_name_and_rank</w:t>
+        </w:rPr>
+        <w:t>teacher_degree</w:t>
+      </w:r>
+      <w:r>
+        <w:rPr>
+          <w:rFonts w:eastAsia="Times New Roman"/>
+          <w:b w:val="0"/>
+          <w:bCs/>
+          <w:color w:val="000000"/>
+          <w:sz w:val="24"/>
+          <w:szCs w:val="22"/>
+          <w:lang w:val="en-US"/>
+        </w:rPr>
+        <w:t>}}{{</w:t>
+      </w:r>
+      <w:r>
+        <w:rPr>
+          <w:rFonts w:eastAsia="Times New Roman"/>
+          <w:b w:val="0"/>
+          <w:bCs/>
+          <w:color w:val="000000"/>
+          <w:sz w:val="24"/>
+          <w:szCs w:val="22"/>
+        </w:rPr>
+        <w:t>teacher_role</w:t>
+      </w:r>
+      <w:r>
+        <w:rPr>
+          <w:rFonts w:eastAsia="Times New Roman"/>
+          <w:b w:val="0"/>
+          <w:bCs/>
+          <w:color w:val="000000"/>
+          <w:sz w:val="24"/>
+          <w:szCs w:val="22"/>
+          <w:lang w:val="en-US"/>
+        </w:rPr>
+        <w:t>}}{</w:t>
+      </w:r>
+      <w:r>
+        <w:rPr>
+          <w:rFonts w:eastAsia="Times New Roman"/>
+          <w:b w:val="0"/>
+          <w:bCs/>
+          <w:color w:val="000000"/>
+          <w:sz w:val="24"/>
+          <w:szCs w:val="22"/>
+          <w:lang w:val="en-US"/>
+        </w:rPr>
+        <w:t>{</w:t>
+      </w:r>
+      <w:r>
+        <w:rPr>
+          <w:rFonts w:eastAsia="Times New Roman"/>
+          <w:b w:val="0"/>
+          <w:bCs/>
+          <w:color w:val="000000"/>
+          <w:sz w:val="24"/>
+          <w:szCs w:val="22"/>
+        </w:rPr>
+        <w:t>teacher</w:t>
+      </w:r>
+      <w:r>
+        <w:rPr>
+          <w:rFonts w:eastAsia="Times New Roman"/>
+          <w:b w:val="0"/>
+          <w:bCs/>
+          <w:color w:val="000000"/>
+          <w:sz w:val="24"/>
+          <w:szCs w:val="22"/>
+          <w:lang w:val="en-US"/>
+        </w:rPr>
+        <w:t>}</w:t>
       </w:r>
       <w:r>
         <w:rPr>
@@ -511,7 +706,23 @@
           <w:b w:val="0"/>
           <w:lang w:val="en-US"/>
         </w:rPr>
+        <w:t>{</w:t>
+      </w:r>
+      <w:r>
+        <w:rPr>
+          <w:rFonts w:eastAsia="Calibri"/>
+          <w:b w:val="0"/>
+          <w:lang w:val="en-US"/>
+        </w:rPr>
         <w:t>city_and_year</w:t>
+      </w:r>
+      <w:r>
+        <w:rPr>
+          <w:rFonts w:eastAsia="Calibri"/>
+          <w:b w:val="0"/>
+          <w:lang w:val="en-US"/>
+        </w:rPr>
+        <w:t>}</w:t>
       </w:r>
       <w:r>
         <w:rPr>
@@ -3824,7 +4035,6 @@
   <w:style w:type="character" w:default="1" w:styleId="a0">
     <w:name w:val="Default Paragraph Font"/>
     <w:uiPriority w:val="1"/>
-    <w:semiHidden/>
     <w:unhideWhenUsed/>
   </w:style>
   <w:style w:type="table" w:default="1" w:styleId="a1">

--- a/backend/projectback/appback/template/appback/template.docx
+++ b/backend/projectback/appback/template/appback/template.docx
@@ -560,7 +560,7 @@
           <w:szCs w:val="22"/>
           <w:lang w:val="en-US"/>
         </w:rPr>
-        <w:t>}}{{</w:t>
+        <w:t>}}</w:t>
       </w:r>
       <w:r>
         <w:rPr>
@@ -570,8 +570,9 @@
           <w:color w:val="000000"/>
           <w:sz w:val="24"/>
           <w:szCs w:val="22"/>
-        </w:rPr>
-        <w:t>teacher_role</w:t>
+          <w:lang w:val="uk-UA"/>
+        </w:rPr>
+        <w:t xml:space="preserve"> </w:t>
       </w:r>
       <w:r>
         <w:rPr>
@@ -583,7 +584,54 @@
           <w:szCs w:val="22"/>
           <w:lang w:val="en-US"/>
         </w:rPr>
-        <w:t>}}{</w:t>
+        <w:t>{{</w:t>
+      </w:r>
+      <w:r>
+        <w:rPr>
+          <w:rFonts w:eastAsia="Times New Roman"/>
+          <w:b w:val="0"/>
+          <w:bCs/>
+          <w:color w:val="000000"/>
+          <w:sz w:val="24"/>
+          <w:szCs w:val="22"/>
+        </w:rPr>
+        <w:t>teacher_role</w:t>
+      </w:r>
+      <w:r>
+        <w:rPr>
+          <w:rFonts w:eastAsia="Times New Roman"/>
+          <w:b w:val="0"/>
+          <w:bCs/>
+          <w:color w:val="000000"/>
+          <w:sz w:val="24"/>
+          <w:szCs w:val="22"/>
+          <w:lang w:val="en-US"/>
+        </w:rPr>
+        <w:t>}}</w:t>
+      </w:r>
+      <w:r>
+        <w:rPr>
+          <w:rFonts w:eastAsia="Times New Roman"/>
+          <w:b w:val="0"/>
+          <w:bCs/>
+          <w:color w:val="000000"/>
+          <w:sz w:val="24"/>
+          <w:szCs w:val="22"/>
+          <w:lang w:val="uk-UA"/>
+        </w:rPr>
+        <w:t xml:space="preserve"> </w:t>
+      </w:r>
+      <w:r>
+        <w:rPr>
+          <w:rFonts w:eastAsia="Times New Roman"/>
+          <w:b w:val="0"/>
+          <w:bCs/>
+          <w:color w:val="000000"/>
+          <w:sz w:val="24"/>
+          <w:szCs w:val="22"/>
+          <w:lang w:val="en-US"/>
+        </w:rPr>
+        <w:t>{</w:t>
       </w:r>
       <w:r>
         <w:rPr>
@@ -4035,6 +4083,7 @@
   <w:style w:type="character" w:default="1" w:styleId="a0">
     <w:name w:val="Default Paragraph Font"/>
     <w:uiPriority w:val="1"/>
+    <w:semiHidden/>
     <w:unhideWhenUsed/>
   </w:style>
   <w:style w:type="table" w:default="1" w:styleId="a1">

--- a/backend/projectback/appback/template/appback/template.docx
+++ b/backend/projectback/appback/template/appback/template.docx
@@ -395,7 +395,7 @@
         <w:rPr>
           <w:rFonts w:eastAsia="Calibri"/>
           <w:b w:val="0"/>
-          <w:lang w:val="en-US"/>
+          <w:lang w:val="uk-UA"/>
         </w:rPr>
       </w:pPr>
       <w:r>
@@ -432,14 +432,26 @@
       <w:r>
         <w:rPr>
           <w:rFonts w:eastAsia="Calibri"/>
-          <w:lang w:val="en-US"/>
-        </w:rPr>
-        <w:t>}}{</w:t>
+          <w:b w:val="0"/>
+          <w:bCs/>
+          <w:lang w:val="en-US"/>
+        </w:rPr>
+        <w:t>}}</w:t>
       </w:r>
       <w:r>
         <w:rPr>
           <w:rFonts w:eastAsia="Calibri"/>
           <w:b w:val="0"/>
+          <w:bCs/>
+          <w:lang w:val="en-US"/>
+        </w:rPr>
+        <w:t xml:space="preserve"> </w:t>
+      </w:r>
+      <w:r>
+        <w:rPr>
+          <w:rFonts w:eastAsia="Calibri"/>
+          <w:b w:val="0"/>
+          <w:bCs/>
           <w:lang w:val="en-US"/>
         </w:rPr>
         <w:t>{</w:t>
@@ -448,6 +460,14 @@
         <w:rPr>
           <w:rFonts w:eastAsia="Calibri"/>
           <w:b w:val="0"/>
+          <w:lang w:val="en-US"/>
+        </w:rPr>
+        <w:t>{</w:t>
+      </w:r>
+      <w:r>
+        <w:rPr>
+          <w:rFonts w:eastAsia="Calibri"/>
+          <w:b w:val="0"/>
           <w:bCs/>
         </w:rPr>
         <w:t>student_full_name</w:t>
@@ -458,7 +478,7 @@
           <w:b w:val="0"/>
           <w:lang w:val="en-US"/>
         </w:rPr>
-        <w:t>}</w:t>
+        <w:t>}}</w:t>
       </w:r>
       <w:r>
         <w:rPr>
@@ -467,14 +487,6 @@
           <w:lang w:val="uk-UA"/>
         </w:rPr>
         <w:t xml:space="preserve"> </w:t>
-      </w:r>
-      <w:r>
-        <w:rPr>
-          <w:rFonts w:eastAsia="Calibri"/>
-          <w:b w:val="0"/>
-          <w:lang w:val="en-US"/>
-        </w:rPr>
-        <w:t>{</w:t>
       </w:r>
     </w:p>
     <w:p>
